--- a/Chinese/世界旅行world_trip_pbl/booklets/asia_booklet_AwithChina.docx
+++ b/Chinese/世界旅行world_trip_pbl/booklets/asia_booklet_AwithChina.docx
@@ -678,14 +678,7 @@
       </w:tr>
     </w:tbl>
     <w:p>
-      <w:pPr>
-        <w:spacing w:after="80" w:before="80"/>
-      </w:pPr>
-      <w:r>
-        <w:rPr>
-          <w:sz w:val="22"/>
-          <w:szCs w:val="22"/>
-        </w:rPr>
+      <w:r>
         <w:t xml:space="preserve"/>
       </w:r>
     </w:p>
@@ -731,6 +724,11 @@
         </w:tc>
       </w:tr>
     </w:tbl>
+    <w:p>
+      <w:r>
+        <w:t xml:space="preserve"/>
+      </w:r>
+    </w:p>
     <w:tbl>
       <w:tblPr>
         <w:tblW w:type="dxa" w:w="10080"/>
@@ -854,14 +852,7 @@
       </w:tr>
     </w:tbl>
     <w:p>
-      <w:pPr>
-        <w:spacing w:after="80" w:before="80"/>
-      </w:pPr>
-      <w:r>
-        <w:rPr>
-          <w:sz w:val="22"/>
-          <w:szCs w:val="22"/>
-        </w:rPr>
+      <w:r>
         <w:t xml:space="preserve"/>
       </w:r>
     </w:p>
@@ -986,14 +977,7 @@
       </w:r>
     </w:p>
     <w:p>
-      <w:pPr>
-        <w:spacing w:after="80" w:before="80"/>
-      </w:pPr>
-      <w:r>
-        <w:rPr>
-          <w:sz w:val="22"/>
-          <w:szCs w:val="22"/>
-        </w:rPr>
+      <w:r>
         <w:t xml:space="preserve"/>
       </w:r>
     </w:p>
@@ -1140,6 +1124,11 @@
         </w:tc>
       </w:tr>
     </w:tbl>
+    <w:p>
+      <w:r>
+        <w:t xml:space="preserve"/>
+      </w:r>
+    </w:p>
     <w:p>
       <w:pPr>
         <w:spacing w:after="80" w:before="80"/>
@@ -1198,6 +1187,11 @@
         </w:drawing>
       </w:r>
     </w:p>
+    <w:p>
+      <w:r>
+        <w:t xml:space="preserve"/>
+      </w:r>
+    </w:p>
     <w:tbl>
       <w:tblPr>
         <w:tblW w:type="dxa" w:w="10080"/>
@@ -1240,6 +1234,11 @@
         </w:tc>
       </w:tr>
     </w:tbl>
+    <w:p>
+      <w:r>
+        <w:t xml:space="preserve"/>
+      </w:r>
+    </w:p>
     <w:tbl>
       <w:tblPr>
         <w:tblW w:type="dxa" w:w="10080"/>
@@ -1362,6 +1361,11 @@
         </w:tc>
       </w:tr>
     </w:tbl>
+    <w:p>
+      <w:r>
+        <w:t xml:space="preserve"/>
+      </w:r>
+    </w:p>
     <w:tbl>
       <w:tblPr>
         <w:tblW w:type="dxa" w:w="10080"/>
@@ -1647,6 +1651,11 @@
         <w:t xml:space="preserve">我最喜欢的中国食物 My Favorite Chinese Food</w:t>
       </w:r>
     </w:p>
+    <w:p>
+      <w:r>
+        <w:t xml:space="preserve"/>
+      </w:r>
+    </w:p>
     <w:tbl>
       <w:tblPr>
         <w:tblW w:type="dxa" w:w="10080"/>
@@ -1781,6 +1790,11 @@
       </w:tr>
     </w:tbl>
     <w:p>
+      <w:r>
+        <w:t xml:space="preserve"/>
+      </w:r>
+    </w:p>
+    <w:p>
       <w:pPr>
         <w:spacing w:after="80" w:before="80"/>
       </w:pPr>
@@ -1792,45 +1806,57 @@
         <w:t xml:space="preserve">⬜ 白色 White + 🔴 红色 Red（中间圆形）</w:t>
       </w:r>
     </w:p>
-    <w:tbl>
-      <w:tblPr>
-        <w:tblW w:type="dxa" w:w="3600"/>
+    <w:p>
+      <w:pPr>
+        <w:spacing w:after="80" w:before="80"/>
         <w:jc w:val="center"/>
-        <w:tblBorders>
-          <w:top w:val="none" w:color="FFFFFF" w:sz="0"/>
-          <w:left w:val="none" w:color="FFFFFF" w:sz="0"/>
-          <w:bottom w:val="none" w:color="FFFFFF" w:sz="0"/>
-          <w:right w:val="none" w:color="FFFFFF" w:sz="0"/>
-          <w:insideH w:val="none" w:color="FFFFFF" w:sz="0"/>
-          <w:insideV w:val="none" w:color="FFFFFF" w:sz="0"/>
-        </w:tblBorders>
-      </w:tblPr>
-      <w:tblGrid>
-        <w:gridCol w:w="3600"/>
-      </w:tblGrid>
-      <w:tr>
-        <w:trPr>
-          <w:trHeight w:val="2400" w:hRule="exact"/>
-        </w:trPr>
-        <w:tc>
-          <w:tcPr>
-            <w:tcW w:type="dxa" w:w="3600"/>
-            <w:tcBorders>
-              <w:top w:val="single" w:color="333333" w:sz="18"/>
-              <w:left w:val="single" w:color="333333" w:sz="18"/>
-              <w:bottom w:val="single" w:color="333333" w:sz="18"/>
-              <w:right w:val="single" w:color="333333" w:sz="18"/>
-            </w:tcBorders>
-            <w:vAlign w:val="center"/>
-          </w:tcPr>
-          <w:p>
-            <w:r>
-              <w:t xml:space="preserve"/>
-            </w:r>
-          </w:p>
-        </w:tc>
-      </w:tr>
-    </w:tbl>
+      </w:pPr>
+      <w:r>
+        <w:drawing>
+          <wp:inline distT="0" distB="0" distL="0" distR="0">
+            <wp:extent cx="2190750" cy="1457325"/>
+            <wp:effectExtent t="0" r="0" b="0" l="0"/>
+            <wp:docPr id="1" name="flag_japan_outline.png" descr="flag_japan_outline.png" title="booklet image"/>
+            <wp:cNvGraphicFramePr>
+              <a:graphicFrameLocks xmlns:a="http://schemas.openxmlformats.org/drawingml/2006/main" noChangeAspect="1"/>
+            </wp:cNvGraphicFramePr>
+            <a:graphic xmlns:a="http://schemas.openxmlformats.org/drawingml/2006/main">
+              <a:graphicData uri="http://schemas.openxmlformats.org/drawingml/2006/picture">
+                <pic:pic xmlns:pic="http://schemas.openxmlformats.org/drawingml/2006/picture">
+                  <pic:nvPicPr>
+                    <pic:cNvPr id="0" name="" descr=""/>
+                    <pic:cNvPicPr>
+                      <a:picLocks noChangeAspect="1" noChangeArrowheads="1"/>
+                    </pic:cNvPicPr>
+                  </pic:nvPicPr>
+                  <pic:blipFill>
+                    <a:blip r:embed="rId17" cstate="none"/>
+                    <a:srcRect/>
+                    <a:stretch>
+                      <a:fillRect/>
+                    </a:stretch>
+                  </pic:blipFill>
+                  <pic:spPr bwMode="auto">
+                    <a:xfrm>
+                      <a:off x="0" y="0"/>
+                      <a:ext cx="2190750" cy="1457325"/>
+                    </a:xfrm>
+                    <a:prstGeom prst="rect">
+                      <a:avLst/>
+                    </a:prstGeom>
+                  </pic:spPr>
+                </pic:pic>
+              </a:graphicData>
+            </a:graphic>
+          </wp:inline>
+        </w:drawing>
+      </w:r>
+    </w:p>
+    <w:p>
+      <w:r>
+        <w:t xml:space="preserve"/>
+      </w:r>
+    </w:p>
     <w:tbl>
       <w:tblPr>
         <w:tblW w:type="dxa" w:w="10080"/>
@@ -1873,6 +1899,11 @@
         </w:tc>
       </w:tr>
     </w:tbl>
+    <w:p>
+      <w:r>
+        <w:t xml:space="preserve"/>
+      </w:r>
+    </w:p>
     <w:tbl>
       <w:tblPr>
         <w:tblW w:type="dxa" w:w="10080"/>
@@ -2021,6 +2052,11 @@
         </w:tc>
       </w:tr>
     </w:tbl>
+    <w:p>
+      <w:r>
+        <w:t xml:space="preserve"/>
+      </w:r>
+    </w:p>
     <w:tbl>
       <w:tblPr>
         <w:tblW w:type="dxa" w:w="10080"/>
@@ -2228,7 +2264,7 @@
                     </pic:cNvPicPr>
                   </pic:nvPicPr>
                   <pic:blipFill>
-                    <a:blip r:embed="rId17" cstate="none"/>
+                    <a:blip r:embed="rId18" cstate="none"/>
                     <a:srcRect/>
                     <a:stretch>
                       <a:fillRect/>
@@ -2319,6 +2355,11 @@
         <w:t xml:space="preserve">我最喜欢的日本食物 My Favorite Japanese Food</w:t>
       </w:r>
     </w:p>
+    <w:p>
+      <w:r>
+        <w:t xml:space="preserve"/>
+      </w:r>
+    </w:p>
     <w:tbl>
       <w:tblPr>
         <w:tblW w:type="dxa" w:w="10080"/>
@@ -2453,6 +2494,11 @@
       </w:tr>
     </w:tbl>
     <w:p>
+      <w:r>
+        <w:t xml:space="preserve"/>
+      </w:r>
+    </w:p>
+    <w:p>
       <w:pPr>
         <w:spacing w:after="80" w:before="80"/>
       </w:pPr>
@@ -2464,45 +2510,57 @@
         <w:t xml:space="preserve">🟧 橙色 Saffron (上) + ⬜ 白色 White (中，阿育王轮 Ashoka Chakra) + 🟩 绿色 Green (下)</w:t>
       </w:r>
     </w:p>
-    <w:tbl>
-      <w:tblPr>
-        <w:tblW w:type="dxa" w:w="3600"/>
+    <w:p>
+      <w:pPr>
+        <w:spacing w:after="80" w:before="80"/>
         <w:jc w:val="center"/>
-        <w:tblBorders>
-          <w:top w:val="none" w:color="FFFFFF" w:sz="0"/>
-          <w:left w:val="none" w:color="FFFFFF" w:sz="0"/>
-          <w:bottom w:val="none" w:color="FFFFFF" w:sz="0"/>
-          <w:right w:val="none" w:color="FFFFFF" w:sz="0"/>
-          <w:insideH w:val="none" w:color="FFFFFF" w:sz="0"/>
-          <w:insideV w:val="none" w:color="FFFFFF" w:sz="0"/>
-        </w:tblBorders>
-      </w:tblPr>
-      <w:tblGrid>
-        <w:gridCol w:w="3600"/>
-      </w:tblGrid>
-      <w:tr>
-        <w:trPr>
-          <w:trHeight w:val="2400" w:hRule="exact"/>
-        </w:trPr>
-        <w:tc>
-          <w:tcPr>
-            <w:tcW w:type="dxa" w:w="3600"/>
-            <w:tcBorders>
-              <w:top w:val="single" w:color="333333" w:sz="18"/>
-              <w:left w:val="single" w:color="333333" w:sz="18"/>
-              <w:bottom w:val="single" w:color="333333" w:sz="18"/>
-              <w:right w:val="single" w:color="333333" w:sz="18"/>
-            </w:tcBorders>
-            <w:vAlign w:val="center"/>
-          </w:tcPr>
-          <w:p>
-            <w:r>
-              <w:t xml:space="preserve"/>
-            </w:r>
-          </w:p>
-        </w:tc>
-      </w:tr>
-    </w:tbl>
+      </w:pPr>
+      <w:r>
+        <w:drawing>
+          <wp:inline distT="0" distB="0" distL="0" distR="0">
+            <wp:extent cx="2190750" cy="1457325"/>
+            <wp:effectExtent t="0" r="0" b="0" l="0"/>
+            <wp:docPr id="1" name="flag_india_outline.png" descr="flag_india_outline.png" title="booklet image"/>
+            <wp:cNvGraphicFramePr>
+              <a:graphicFrameLocks xmlns:a="http://schemas.openxmlformats.org/drawingml/2006/main" noChangeAspect="1"/>
+            </wp:cNvGraphicFramePr>
+            <a:graphic xmlns:a="http://schemas.openxmlformats.org/drawingml/2006/main">
+              <a:graphicData uri="http://schemas.openxmlformats.org/drawingml/2006/picture">
+                <pic:pic xmlns:pic="http://schemas.openxmlformats.org/drawingml/2006/picture">
+                  <pic:nvPicPr>
+                    <pic:cNvPr id="0" name="" descr=""/>
+                    <pic:cNvPicPr>
+                      <a:picLocks noChangeAspect="1" noChangeArrowheads="1"/>
+                    </pic:cNvPicPr>
+                  </pic:nvPicPr>
+                  <pic:blipFill>
+                    <a:blip r:embed="rId19" cstate="none"/>
+                    <a:srcRect/>
+                    <a:stretch>
+                      <a:fillRect/>
+                    </a:stretch>
+                  </pic:blipFill>
+                  <pic:spPr bwMode="auto">
+                    <a:xfrm>
+                      <a:off x="0" y="0"/>
+                      <a:ext cx="2190750" cy="1457325"/>
+                    </a:xfrm>
+                    <a:prstGeom prst="rect">
+                      <a:avLst/>
+                    </a:prstGeom>
+                  </pic:spPr>
+                </pic:pic>
+              </a:graphicData>
+            </a:graphic>
+          </wp:inline>
+        </w:drawing>
+      </w:r>
+    </w:p>
+    <w:p>
+      <w:r>
+        <w:t xml:space="preserve"/>
+      </w:r>
+    </w:p>
     <w:tbl>
       <w:tblPr>
         <w:tblW w:type="dxa" w:w="10080"/>
@@ -2545,6 +2603,11 @@
         </w:tc>
       </w:tr>
     </w:tbl>
+    <w:p>
+      <w:r>
+        <w:t xml:space="preserve"/>
+      </w:r>
+    </w:p>
     <w:tbl>
       <w:tblPr>
         <w:tblW w:type="dxa" w:w="10080"/>
@@ -2693,6 +2756,11 @@
         </w:tc>
       </w:tr>
     </w:tbl>
+    <w:p>
+      <w:r>
+        <w:t xml:space="preserve"/>
+      </w:r>
+    </w:p>
     <w:tbl>
       <w:tblPr>
         <w:tblW w:type="dxa" w:w="10080"/>
@@ -2900,7 +2968,7 @@
                     </pic:cNvPicPr>
                   </pic:nvPicPr>
                   <pic:blipFill>
-                    <a:blip r:embed="rId18" cstate="none"/>
+                    <a:blip r:embed="rId20" cstate="none"/>
                     <a:srcRect/>
                     <a:stretch>
                       <a:fillRect/>
@@ -2989,6 +3057,11 @@
           <w:szCs w:val="22"/>
         </w:rPr>
         <w:t xml:space="preserve">我最喜欢的印度食物 My Favorite Indian Food</w:t>
+      </w:r>
+    </w:p>
+    <w:p>
+      <w:r>
+        <w:t xml:space="preserve"/>
       </w:r>
     </w:p>
     <w:tbl>
